--- a/klagomål/A 4226-2026 FSC-klagomål.docx
+++ b/klagomål/A 4226-2026 FSC-klagomål.docx
@@ -681,7 +681,7 @@
     <w:r>
       <w:tab/>
       <w:tab/>
-      <w:t>2026-09-14</w:t>
+      <w:t>2026-09-15</w:t>
       <w:br/>
       <w:br/>
     </w:r>

--- a/klagomål/A 4226-2026 FSC-klagomål.docx
+++ b/klagomål/A 4226-2026 FSC-klagomål.docx
@@ -681,7 +681,7 @@
     <w:r>
       <w:tab/>
       <w:tab/>
-      <w:t>2026-09-15</w:t>
+      <w:t>2026-09-16</w:t>
       <w:br/>
       <w:br/>
     </w:r>

--- a/klagomål/A 4226-2026 FSC-klagomål.docx
+++ b/klagomål/A 4226-2026 FSC-klagomål.docx
@@ -178,7 +178,7 @@
       <w:r>
         <w:drawing>
           <wp:inline xmlns:a="http://schemas.openxmlformats.org/drawingml/2006/main" xmlns:pic="http://schemas.openxmlformats.org/drawingml/2006/picture">
-            <wp:extent cx="5486400" cy="4847263"/>
+            <wp:extent cx="5486400" cy="5096130"/>
             <wp:docPr id="1" name="Picture 1"/>
             <wp:cNvGraphicFramePr>
               <a:graphicFrameLocks noChangeAspect="1"/>
@@ -199,7 +199,7 @@
                   <pic:spPr>
                     <a:xfrm>
                       <a:off x="0" y="0"/>
-                      <a:ext cx="5486400" cy="4847263"/>
+                      <a:ext cx="5486400" cy="5096130"/>
                     </a:xfrm>
                     <a:prstGeom prst="rect"/>
                   </pic:spPr>
@@ -221,7 +221,7 @@
     </w:p>
     <w:p>
       <w:r>
-        <w:t>I och inom 7 meter från avverkningsanmälan finns fynd av 2 naturvårdsarter, varav 2 är rödlistade: fjällfotad fingersvamp (EN) och fältgentiana (VU). Se Figur 1.</w:t>
+        <w:t>I och inom 7 meter från avverkningsanmälan finns fynd av 13 naturvårdsarter, varav 10 är rödlistade, 5 är typiska (T) och 3 är signalarter (S): fjällfotad fingersvamp (EN), fältgentiana (VU), garnlav (VU, T), gropig skägglav (VU), läderdoftande fingersvamp (VU), fjällig taggsvamp s.str. (NT), gultoppig fingersvamp (NT), svartvit taggsvamp (NT), vårärt (NT, T), äggvaxskivling (NT), finbräken (S, T), svart trolldruva (S, T) och underviol (S, T). Se Figur 1.</w:t>
       </w:r>
     </w:p>
     <w:p>
@@ -274,6 +274,226 @@
       </w:r>
       <w:r>
         <w:t>är placerad högst upp i Skogsstyrelsens värdepyramid för bedömning av skog med höga naturvärden och globalt rödlistad som nära hotad (NT) vilket innebär att Sverige har ett internationellt ansvar för arten (SLU Artdatabanken, 2026; IUCN, 2019; Nitare &amp; Skogsstyrelsen, 2019).</w:t>
+      </w:r>
+    </w:p>
+    <w:p>
+      <w:r>
+        <w:rPr>
+          <w:b/>
+        </w:rPr>
+        <w:t>Garnlav (VU)</w:t>
+      </w:r>
+      <w:r>
+        <w:t xml:space="preserve"> är en utpräglad barrskogsart som ibland kan drapera träden i norrländska grannaturskogar med hög luftfuktighet. Den förekommer även i talldominerade bestånd där den, förutom i trädens grenverk, påträffas hängande över ojämnheter i tallbarken. Arten har minskat starkt i södra och mellersta Sverige och den minskar även i sitt nordliga utbredningsområde. Minskningstakten uppgår till 30 (20–50) % inom 50 år och överstiger gränsvärdet för Sårbar (VU). Orsaken till tillbakagången beror främst på slutavverkningar av naturskogsartade skogar. Bestånd med riklig förekomst bör regelmässigt sparas, vilket även gynnar flera andra sällsynta och rödlistade arter. Garnlav är värdväxt för den mycket sällsynta och akut hotade fjärilen barrskogslavfly (CR) som hör hemma i boreala barrskogar med riklig förekomst av värdväxten. Tidigare kunde arten konstateras årligen på flera platser vid Dala-Floda i Dalarna innan lokalerna kalavverkades. Senaste fyndet i landet av barrskogslavfly är från år 2000 då den påträffades vid Högberget i Sollefteå kommun. Garnlav är typisk art för </w:t>
+      </w:r>
+      <w:r>
+        <w:rPr>
+          <w:i/>
+        </w:rPr>
+        <w:t xml:space="preserve">9010 Taiga </w:t>
+      </w:r>
+      <w:r>
+        <w:t>och</w:t>
+      </w:r>
+      <w:r>
+        <w:rPr>
+          <w:i/>
+        </w:rPr>
+        <w:t xml:space="preserve"> 9070 Trädklädd betesmark</w:t>
+      </w:r>
+      <w:r>
+        <w:t xml:space="preserve"> (SLU Artdatabanken, 2026).</w:t>
+      </w:r>
+    </w:p>
+    <w:p>
+      <w:r>
+        <w:rPr>
+          <w:b/>
+        </w:rPr>
+        <w:t>Gropig skägglav (VU)</w:t>
+      </w:r>
+      <w:r>
+        <w:t xml:space="preserve"> växer på träd i flera olika miljöer, både kulturmark som alléer och i gammal skog. Är sannolikt känslig för luftföroreningar liksom slutavverkning av gammal skog men orsaken till tillbakagången är delvis oklar. Minskningstakten har uppgått till 30 (20–40) % under de senaste 50 åren och överstiger gränsvärdet för sårbar (VU). Arten påverkas negativt av brist på kontinuitetsskog (SLU Artdatabanken, 2026).</w:t>
+      </w:r>
+    </w:p>
+    <w:p>
+      <w:r>
+        <w:rPr>
+          <w:b/>
+        </w:rPr>
+        <w:t xml:space="preserve">Läderdoftande fingersvamp (VU) </w:t>
+      </w:r>
+      <w:r>
+        <w:t>bildar mykorrhiza med gran i örtrik äldre barrskog, ofta på kalkrik mark. Den har en speciell doft som kan påminna om nytt skoläder (skoaffär), därav det svenska namnet. Den totala populationen i landet bedöms ändå ha minskat starkt och fortsatt kommer att minska då arten är knuten till en bördig äldre kalkgranskogsmiljö som successivt avverkas och där få områden alltjämt är formellt skyddade. All form av hårdhänt skogsavverkning på eller i närheten av växtplatsen missgynnar arten. Artens huvudsakliga koppling till produktiva äldre granskogar med hög bonitet gör den särskilt utsatt för slutavverkning. Samtliga lokaler bör undantas från rationellt skogsbruk och få ett områdesskydd (SLU Artdatabanken, 2024; Nitare &amp; Skogsstyrelsen, 2019).</w:t>
+      </w:r>
+    </w:p>
+    <w:p>
+      <w:r>
+        <w:rPr>
+          <w:b/>
+        </w:rPr>
+        <w:t>Fjällig taggsvamp s.str. (NT)</w:t>
+      </w:r>
+      <w:r>
+        <w:t xml:space="preserve"> bildar mykorrhiza med gran i granskog och barrblandskog, främst på frisk näringsrik mark i äldre skog med lång trädkontinuitet. Den totala populationen i landet har minskat och bedöms fortsätta minska till följd av avverkning av äldre barrskogar. Minskningstakten för den svenska populationen bedöms vara nära gränsvärdet för sårbar (VU) (SLU Artdatabanken, 2026).</w:t>
+      </w:r>
+    </w:p>
+    <w:p>
+      <w:r>
+        <w:rPr>
+          <w:b/>
+        </w:rPr>
+        <w:t>Gultoppig fingersvamp (NT)</w:t>
+      </w:r>
+      <w:r>
+        <w:t xml:space="preserve"> bildar mykorrhiza med gran i örtrik äldre barrskog. Den är något kalkgynnad och föredrar bördiga granskogar av lågörtstyp. Svampen hotas främst av skogsavverkning och tycks försvinna efter slutavverkning, markberedning och plantering. Skogsområden med arten bör undantas från storskaligt skogsbruk. Slutavverkning, kraftig gallring och skogsgödsling måste undvikas, liksom körning med tunga maskiner (SLU Artdatabanken, 2024).</w:t>
+      </w:r>
+    </w:p>
+    <w:p>
+      <w:r>
+        <w:rPr>
+          <w:b/>
+        </w:rPr>
+        <w:t xml:space="preserve">Svartvit taggsvamp (NT) </w:t>
+      </w:r>
+      <w:r>
+        <w:t>bildar mykorrhiza med tall, troligen även med gran. Den växer huvudsakligen i äldre, naturligt uppkommen skog på torr eller frisk mark och förekommer såväl på tallhedar som i mossig barrblandskog. Flera olika former har påträffats vid DNA-undersökningar av europeiskt material och det är oklart hur många former som finns i värd land. Kalavverkning av äldre skog är ett reellt hot, liksom maskinell markberedning och minskad andel självföryngring. Lokaler som fortfarande håller svampen behöver säkerställas (SLU Artdatabanken, 2024; Nitare &amp; Skogsstyrelsen, 2019).</w:t>
+      </w:r>
+    </w:p>
+    <w:p>
+      <w:r>
+        <w:rPr>
+          <w:b/>
+        </w:rPr>
+        <w:t>Vårärt (NT)</w:t>
+      </w:r>
+      <w:r>
+        <w:t xml:space="preserve"> är en kalkgynnad mullväxt som är knuten till rik lundartad vegetation och har sin huvudsakliga förekomst i sydliga kalklövskogar, lövängen och hässlen. Den har även viktiga förekomster av reliktkaraktär i örtrika kalkgranskogar på frisk eller något fuktig mark i mellersta Sverige. Vårärt är en extra betydelsefull signalart i boreala och boreonemorala kalkgranskogar, då dessa förekomster nu är starkt fragmenterade och troligen visar på en flertusenårig ekologisk kontinuitet där spridning och etablering kan ha skett under postglaciala värmetiden. Arten tål inte dagens storskaliga skogsbruksmetoder och den kommer in på rödlistan för första gången 2025 till följd av en kraftig minskning (&gt;50%) i Riksskogstaxeringens data. Vårärt är typisk art för </w:t>
+      </w:r>
+      <w:r>
+        <w:rPr>
+          <w:i/>
+        </w:rPr>
+        <w:t xml:space="preserve">9050 Näringsrik granskog, 9020 Nordlig ädellövskog, 9160 Näringsrik ekskog </w:t>
+      </w:r>
+      <w:r>
+        <w:t xml:space="preserve">och </w:t>
+      </w:r>
+      <w:r>
+        <w:rPr>
+          <w:i/>
+        </w:rPr>
+        <w:t>9180 Ädellövskog i branter</w:t>
+      </w:r>
+      <w:r>
+        <w:t xml:space="preserve"> (Nitare &amp; Skogsstyrelsen, 2019; SLU Artdatabanken, 2026).</w:t>
+      </w:r>
+    </w:p>
+    <w:p>
+      <w:r>
+        <w:rPr>
+          <w:b/>
+        </w:rPr>
+        <w:t>Äggvaxskivling (NT)</w:t>
+      </w:r>
+      <w:r>
+        <w:t xml:space="preserve"> bildar mykorrhiza med gran och förekommer huvudsakligen i äldre blåbärsgranskog. Har i Sverige en nordlig utbredningsbild och är relativt vanlig i norra Sverige. Total population i landet bedöms ha minskat kraftigt och fortgående att minska p.g.a. slutavverkningar av kontinuitetsskogar. Skogar med rik förekomst av äggvaxskivling brukar ha en artrik flora av mykorrhizasvampar och kan betraktas som nyckelbiotoper (SLU Artdatabanken, 2024).</w:t>
+      </w:r>
+    </w:p>
+    <w:p>
+      <w:r>
+        <w:rPr>
+          <w:b/>
+        </w:rPr>
+        <w:t>Finbräken</w:t>
+      </w:r>
+      <w:r>
+        <w:t xml:space="preserve"> växer på kalkrika marker i frisk eller fuktig mulljord. Den kräver konstant hög luftfuktighet och är mycket känslig för skogsbruksåtgärder. Arten är placerad högst upp i Skogsstyrelsens värdepyramid för bedömning av skog med höga naturvärden och utgör en karaktärsart för de mest skyddsvärda kalkgranskogarna med långvarig ekologisk kontinuitet och högt skyddsvärde. Finbräken är typisk art för </w:t>
+      </w:r>
+      <w:r>
+        <w:rPr>
+          <w:i/>
+        </w:rPr>
+        <w:t xml:space="preserve">9050 Näringsrik granskog </w:t>
+      </w:r>
+      <w:r>
+        <w:t xml:space="preserve">och </w:t>
+      </w:r>
+      <w:r>
+        <w:rPr>
+          <w:i/>
+        </w:rPr>
+        <w:t xml:space="preserve">9040 Fjällbjörkskog </w:t>
+      </w:r>
+      <w:r>
+        <w:t>(SLU Artdatabanken, 2024; Nitare &amp; Skogsstyrelsen, 2019).</w:t>
+      </w:r>
+    </w:p>
+    <w:p>
+      <w:r>
+        <w:rPr>
+          <w:b/>
+        </w:rPr>
+        <w:t>Svart trolldruva</w:t>
+      </w:r>
+      <w:r>
+        <w:t xml:space="preserve"> är en kalkgynnad växt som förekommer på näringsrik frisk mulljord i såväl bördiga kalkbarrskogar som sydliga kalklövskogar och lundar. Arten är en bra signalart för skyddsvärda biotoper i såväl löv- som barrskogar och tål inte slutavverkning och markberedning. Trolldruva är värdväxt för ett antal sällsynta fjärilsarter som ställer höga krav på sina livsmiljöer, däribland trolldruvemätare (EN), skuggmalmätare (VU) och trolldruvelobmätare (VU). Svart trolldruva är typisk art för </w:t>
+      </w:r>
+      <w:r>
+        <w:rPr>
+          <w:i/>
+        </w:rPr>
+        <w:t>9050 Näringsrik granskog,</w:t>
+      </w:r>
+      <w:r>
+        <w:t xml:space="preserve"> </w:t>
+      </w:r>
+      <w:r>
+        <w:rPr>
+          <w:i/>
+        </w:rPr>
+        <w:t xml:space="preserve">9020 Nordlig ädellövskog, 9160 Näringsrik ekskog, 9180 Ädellövskog i branter </w:t>
+      </w:r>
+      <w:r>
+        <w:t>och</w:t>
+      </w:r>
+      <w:r>
+        <w:rPr>
+          <w:i/>
+        </w:rPr>
+        <w:t xml:space="preserve"> 1610 Åsöar i Östersjön</w:t>
+      </w:r>
+      <w:r>
+        <w:t xml:space="preserve"> (SLU Artdatabanken, 2024; Nitare &amp; Skogsstyrelsen, 2019).</w:t>
+      </w:r>
+    </w:p>
+    <w:p>
+      <w:r>
+        <w:rPr>
+          <w:b/>
+        </w:rPr>
+        <w:t xml:space="preserve">Underviol </w:t>
+      </w:r>
+      <w:r>
+        <w:t xml:space="preserve">är en bra signalart i hela sitt utbredningsområde i såväl lövlundar som kalkbarrskogar. Arten är särskilt intressant när den förekommer i barrskog och indikerar då troligen relikta och hotade kalkbarrskogsekosystem. Underviol tål inte dagens storskaliga skogsbruksmetoder även om den vid enstaka tillfällen lyckas kvarstå i fuktdråg efter avverkning. Underviol är typisk art för </w:t>
+      </w:r>
+      <w:r>
+        <w:rPr>
+          <w:i/>
+        </w:rPr>
+        <w:t xml:space="preserve">9050 Näringsrik granskog, 9020 Nordlig ädellövskog </w:t>
+      </w:r>
+      <w:r>
+        <w:t xml:space="preserve">och </w:t>
+      </w:r>
+      <w:r>
+        <w:rPr>
+          <w:i/>
+        </w:rPr>
+        <w:t>9160 Näringsrik ekskog</w:t>
+      </w:r>
+      <w:r>
+        <w:t xml:space="preserve"> (Nitare &amp; Skogsstyrelsen, 2019; SLU Artdatabanken, 2024).</w:t>
       </w:r>
     </w:p>
     <w:p>
@@ -366,7 +586,7 @@
         <w:rPr>
           <w:i/>
         </w:rPr>
-        <w:t>I det avverkningsanmälda skogsområdet har 2 naturvårdsarter varav 2 rödlistade arter sina livsmiljöer och växtplatser.</w:t>
+        <w:t>I det avverkningsanmälda skogsområdet har 13 naturvårdsarter varav 10 rödlistade arter sina livsmiljöer och växtplatser.</w:t>
       </w:r>
     </w:p>
     <w:p>
@@ -681,7 +901,7 @@
     <w:r>
       <w:tab/>
       <w:tab/>
-      <w:t>2026-09-16</w:t>
+      <w:t>2026-09-17</w:t>
       <w:br/>
       <w:br/>
     </w:r>

--- a/klagomål/A 4226-2026 FSC-klagomål.docx
+++ b/klagomål/A 4226-2026 FSC-klagomål.docx
@@ -901,7 +901,7 @@
     <w:r>
       <w:tab/>
       <w:tab/>
-      <w:t>2026-09-17</w:t>
+      <w:t>2026-09-18</w:t>
       <w:br/>
       <w:br/>
     </w:r>

--- a/klagomål/A 4226-2026 FSC-klagomål.docx
+++ b/klagomål/A 4226-2026 FSC-klagomål.docx
@@ -901,7 +901,7 @@
     <w:r>
       <w:tab/>
       <w:tab/>
-      <w:t>2026-09-18</w:t>
+      <w:t>2026-09-19</w:t>
       <w:br/>
       <w:br/>
     </w:r>

--- a/klagomål/A 4226-2026 FSC-klagomål.docx
+++ b/klagomål/A 4226-2026 FSC-klagomål.docx
@@ -901,7 +901,7 @@
     <w:r>
       <w:tab/>
       <w:tab/>
-      <w:t>2026-09-19</w:t>
+      <w:t>2026-09-21</w:t>
       <w:br/>
       <w:br/>
     </w:r>

--- a/klagomål/A 4226-2026 FSC-klagomål.docx
+++ b/klagomål/A 4226-2026 FSC-klagomål.docx
@@ -901,7 +901,7 @@
     <w:r>
       <w:tab/>
       <w:tab/>
-      <w:t>2026-09-21</w:t>
+      <w:t>2026-09-23</w:t>
       <w:br/>
       <w:br/>
     </w:r>

--- a/klagomål/A 4226-2026 FSC-klagomål.docx
+++ b/klagomål/A 4226-2026 FSC-klagomål.docx
@@ -901,7 +901,7 @@
     <w:r>
       <w:tab/>
       <w:tab/>
-      <w:t>2026-09-23</w:t>
+      <w:t>2026-09-24</w:t>
       <w:br/>
       <w:br/>
     </w:r>

--- a/klagomål/A 4226-2026 FSC-klagomål.docx
+++ b/klagomål/A 4226-2026 FSC-klagomål.docx
@@ -901,7 +901,7 @@
     <w:r>
       <w:tab/>
       <w:tab/>
-      <w:t>2026-09-24</w:t>
+      <w:t>2026-09-25</w:t>
       <w:br/>
       <w:br/>
     </w:r>

--- a/klagomål/A 4226-2026 FSC-klagomål.docx
+++ b/klagomål/A 4226-2026 FSC-klagomål.docx
@@ -901,7 +901,7 @@
     <w:r>
       <w:tab/>
       <w:tab/>
-      <w:t>2026-09-25</w:t>
+      <w:t>2026-09-26</w:t>
       <w:br/>
       <w:br/>
     </w:r>

--- a/klagomål/A 4226-2026 FSC-klagomål.docx
+++ b/klagomål/A 4226-2026 FSC-klagomål.docx
@@ -901,7 +901,7 @@
     <w:r>
       <w:tab/>
       <w:tab/>
-      <w:t>2026-09-26</w:t>
+      <w:t>2026-09-27</w:t>
       <w:br/>
       <w:br/>
     </w:r>

--- a/klagomål/A 4226-2026 FSC-klagomål.docx
+++ b/klagomål/A 4226-2026 FSC-klagomål.docx
@@ -901,7 +901,7 @@
     <w:r>
       <w:tab/>
       <w:tab/>
-      <w:t>2026-09-27</w:t>
+      <w:t>2026-09-28</w:t>
       <w:br/>
       <w:br/>
     </w:r>

--- a/klagomål/A 4226-2026 FSC-klagomål.docx
+++ b/klagomål/A 4226-2026 FSC-klagomål.docx
@@ -901,7 +901,7 @@
     <w:r>
       <w:tab/>
       <w:tab/>
-      <w:t>2026-09-28</w:t>
+      <w:t>2026-09-29</w:t>
       <w:br/>
       <w:br/>
     </w:r>

--- a/klagomål/A 4226-2026 FSC-klagomål.docx
+++ b/klagomål/A 4226-2026 FSC-klagomål.docx
@@ -901,7 +901,7 @@
     <w:r>
       <w:tab/>
       <w:tab/>
-      <w:t>2026-09-29</w:t>
+      <w:t>2026-09-30</w:t>
       <w:br/>
       <w:br/>
     </w:r>

--- a/klagomål/A 4226-2026 FSC-klagomål.docx
+++ b/klagomål/A 4226-2026 FSC-klagomål.docx
@@ -901,7 +901,7 @@
     <w:r>
       <w:tab/>
       <w:tab/>
-      <w:t>2026-09-30</w:t>
+      <w:t>2026-10-01</w:t>
       <w:br/>
       <w:br/>
     </w:r>

--- a/klagomål/A 4226-2026 FSC-klagomål.docx
+++ b/klagomål/A 4226-2026 FSC-klagomål.docx
@@ -901,7 +901,7 @@
     <w:r>
       <w:tab/>
       <w:tab/>
-      <w:t>2026-10-01</w:t>
+      <w:t>2026-10-02</w:t>
       <w:br/>
       <w:br/>
     </w:r>

--- a/klagomål/A 4226-2026 FSC-klagomål.docx
+++ b/klagomål/A 4226-2026 FSC-klagomål.docx
@@ -901,7 +901,7 @@
     <w:r>
       <w:tab/>
       <w:tab/>
-      <w:t>2026-10-02</w:t>
+      <w:t>2026-10-03</w:t>
       <w:br/>
       <w:br/>
     </w:r>

--- a/klagomål/A 4226-2026 FSC-klagomål.docx
+++ b/klagomål/A 4226-2026 FSC-klagomål.docx
@@ -901,7 +901,7 @@
     <w:r>
       <w:tab/>
       <w:tab/>
-      <w:t>2026-10-03</w:t>
+      <w:t>2026-10-04</w:t>
       <w:br/>
       <w:br/>
     </w:r>

--- a/klagomål/A 4226-2026 FSC-klagomål.docx
+++ b/klagomål/A 4226-2026 FSC-klagomål.docx
@@ -901,7 +901,7 @@
     <w:r>
       <w:tab/>
       <w:tab/>
-      <w:t>2026-10-04</w:t>
+      <w:t>2026-10-05</w:t>
       <w:br/>
       <w:br/>
     </w:r>

--- a/klagomål/A 4226-2026 FSC-klagomål.docx
+++ b/klagomål/A 4226-2026 FSC-klagomål.docx
@@ -901,7 +901,7 @@
     <w:r>
       <w:tab/>
       <w:tab/>
-      <w:t>2026-10-05</w:t>
+      <w:t>2026-10-06</w:t>
       <w:br/>
       <w:br/>
     </w:r>

--- a/klagomål/A 4226-2026 FSC-klagomål.docx
+++ b/klagomål/A 4226-2026 FSC-klagomål.docx
@@ -901,7 +901,7 @@
     <w:r>
       <w:tab/>
       <w:tab/>
-      <w:t>2026-10-06</w:t>
+      <w:t>2026-10-07</w:t>
       <w:br/>
       <w:br/>
     </w:r>

--- a/klagomål/A 4226-2026 FSC-klagomål.docx
+++ b/klagomål/A 4226-2026 FSC-klagomål.docx
@@ -901,7 +901,7 @@
     <w:r>
       <w:tab/>
       <w:tab/>
-      <w:t>2026-10-07</w:t>
+      <w:t>2026-10-08</w:t>
       <w:br/>
       <w:br/>
     </w:r>

--- a/klagomål/A 4226-2026 FSC-klagomål.docx
+++ b/klagomål/A 4226-2026 FSC-klagomål.docx
@@ -901,7 +901,7 @@
     <w:r>
       <w:tab/>
       <w:tab/>
-      <w:t>2026-10-08</w:t>
+      <w:t>2026-10-09</w:t>
       <w:br/>
       <w:br/>
     </w:r>

--- a/klagomål/A 4226-2026 FSC-klagomål.docx
+++ b/klagomål/A 4226-2026 FSC-klagomål.docx
@@ -901,7 +901,7 @@
     <w:r>
       <w:tab/>
       <w:tab/>
-      <w:t>2026-10-09</w:t>
+      <w:t>2026-10-10</w:t>
       <w:br/>
       <w:br/>
     </w:r>

--- a/klagomål/A 4226-2026 FSC-klagomål.docx
+++ b/klagomål/A 4226-2026 FSC-klagomål.docx
@@ -901,7 +901,7 @@
     <w:r>
       <w:tab/>
       <w:tab/>
-      <w:t>2026-10-10</w:t>
+      <w:t>2026-10-11</w:t>
       <w:br/>
       <w:br/>
     </w:r>

--- a/klagomål/A 4226-2026 FSC-klagomål.docx
+++ b/klagomål/A 4226-2026 FSC-klagomål.docx
@@ -901,7 +901,7 @@
     <w:r>
       <w:tab/>
       <w:tab/>
-      <w:t>2026-10-11</w:t>
+      <w:t>2026-10-12</w:t>
       <w:br/>
       <w:br/>
     </w:r>

--- a/klagomål/A 4226-2026 FSC-klagomål.docx
+++ b/klagomål/A 4226-2026 FSC-klagomål.docx
@@ -901,7 +901,7 @@
     <w:r>
       <w:tab/>
       <w:tab/>
-      <w:t>2026-10-12</w:t>
+      <w:t>2026-10-13</w:t>
       <w:br/>
       <w:br/>
     </w:r>

--- a/klagomål/A 4226-2026 FSC-klagomål.docx
+++ b/klagomål/A 4226-2026 FSC-klagomål.docx
@@ -901,7 +901,7 @@
     <w:r>
       <w:tab/>
       <w:tab/>
-      <w:t>2026-10-13</w:t>
+      <w:t>2026-10-14</w:t>
       <w:br/>
       <w:br/>
     </w:r>

--- a/klagomål/A 4226-2026 FSC-klagomål.docx
+++ b/klagomål/A 4226-2026 FSC-klagomål.docx
@@ -901,7 +901,7 @@
     <w:r>
       <w:tab/>
       <w:tab/>
-      <w:t>2026-10-14</w:t>
+      <w:t>2026-10-15</w:t>
       <w:br/>
       <w:br/>
     </w:r>

--- a/klagomål/A 4226-2026 FSC-klagomål.docx
+++ b/klagomål/A 4226-2026 FSC-klagomål.docx
@@ -901,7 +901,7 @@
     <w:r>
       <w:tab/>
       <w:tab/>
-      <w:t>2026-10-15</w:t>
+      <w:t>2026-10-16</w:t>
       <w:br/>
       <w:br/>
     </w:r>

--- a/klagomål/A 4226-2026 FSC-klagomål.docx
+++ b/klagomål/A 4226-2026 FSC-klagomål.docx
@@ -901,7 +901,7 @@
     <w:r>
       <w:tab/>
       <w:tab/>
-      <w:t>2026-10-16</w:t>
+      <w:t>2026-10-17</w:t>
       <w:br/>
       <w:br/>
     </w:r>

--- a/klagomål/A 4226-2026 FSC-klagomål.docx
+++ b/klagomål/A 4226-2026 FSC-klagomål.docx
@@ -901,7 +901,7 @@
     <w:r>
       <w:tab/>
       <w:tab/>
-      <w:t>2026-10-17</w:t>
+      <w:t>2026-10-18</w:t>
       <w:br/>
       <w:br/>
     </w:r>

--- a/klagomål/A 4226-2026 FSC-klagomål.docx
+++ b/klagomål/A 4226-2026 FSC-klagomål.docx
@@ -901,7 +901,7 @@
     <w:r>
       <w:tab/>
       <w:tab/>
-      <w:t>2026-10-18</w:t>
+      <w:t>2026-10-19</w:t>
       <w:br/>
       <w:br/>
     </w:r>

--- a/klagomål/A 4226-2026 FSC-klagomål.docx
+++ b/klagomål/A 4226-2026 FSC-klagomål.docx
@@ -901,7 +901,7 @@
     <w:r>
       <w:tab/>
       <w:tab/>
-      <w:t>2026-10-19</w:t>
+      <w:t>2026-10-20</w:t>
       <w:br/>
       <w:br/>
     </w:r>

--- a/klagomål/A 4226-2026 FSC-klagomål.docx
+++ b/klagomål/A 4226-2026 FSC-klagomål.docx
@@ -901,7 +901,7 @@
     <w:r>
       <w:tab/>
       <w:tab/>
-      <w:t>2026-10-20</w:t>
+      <w:t>2026-10-21</w:t>
       <w:br/>
       <w:br/>
     </w:r>

--- a/klagomål/A 4226-2026 FSC-klagomål.docx
+++ b/klagomål/A 4226-2026 FSC-klagomål.docx
@@ -901,7 +901,7 @@
     <w:r>
       <w:tab/>
       <w:tab/>
-      <w:t>2026-10-21</w:t>
+      <w:t>2026-10-22</w:t>
       <w:br/>
       <w:br/>
     </w:r>

--- a/klagomål/A 4226-2026 FSC-klagomål.docx
+++ b/klagomål/A 4226-2026 FSC-klagomål.docx
@@ -901,7 +901,7 @@
     <w:r>
       <w:tab/>
       <w:tab/>
-      <w:t>2026-10-22</w:t>
+      <w:t>2026-10-23</w:t>
       <w:br/>
       <w:br/>
     </w:r>

--- a/klagomål/A 4226-2026 FSC-klagomål.docx
+++ b/klagomål/A 4226-2026 FSC-klagomål.docx
@@ -901,7 +901,7 @@
     <w:r>
       <w:tab/>
       <w:tab/>
-      <w:t>2026-10-23</w:t>
+      <w:t>2026-10-24</w:t>
       <w:br/>
       <w:br/>
     </w:r>

--- a/klagomål/A 4226-2026 FSC-klagomål.docx
+++ b/klagomål/A 4226-2026 FSC-klagomål.docx
@@ -901,7 +901,7 @@
     <w:r>
       <w:tab/>
       <w:tab/>
-      <w:t>2026-10-24</w:t>
+      <w:t>2026-10-25</w:t>
       <w:br/>
       <w:br/>
     </w:r>

--- a/klagomål/A 4226-2026 FSC-klagomål.docx
+++ b/klagomål/A 4226-2026 FSC-klagomål.docx
@@ -901,7 +901,7 @@
     <w:r>
       <w:tab/>
       <w:tab/>
-      <w:t>2026-10-25</w:t>
+      <w:t>2026-10-26</w:t>
       <w:br/>
       <w:br/>
     </w:r>

--- a/klagomål/A 4226-2026 FSC-klagomål.docx
+++ b/klagomål/A 4226-2026 FSC-klagomål.docx
@@ -901,7 +901,7 @@
     <w:r>
       <w:tab/>
       <w:tab/>
-      <w:t>2026-10-26</w:t>
+      <w:t>2026-10-27</w:t>
       <w:br/>
       <w:br/>
     </w:r>

--- a/klagomål/A 4226-2026 FSC-klagomål.docx
+++ b/klagomål/A 4226-2026 FSC-klagomål.docx
@@ -901,7 +901,7 @@
     <w:r>
       <w:tab/>
       <w:tab/>
-      <w:t>2026-10-27</w:t>
+      <w:t>2026-10-28</w:t>
       <w:br/>
       <w:br/>
     </w:r>

--- a/klagomål/A 4226-2026 FSC-klagomål.docx
+++ b/klagomål/A 4226-2026 FSC-klagomål.docx
@@ -901,7 +901,7 @@
     <w:r>
       <w:tab/>
       <w:tab/>
-      <w:t>2026-10-28</w:t>
+      <w:t>2026-10-29</w:t>
       <w:br/>
       <w:br/>
     </w:r>

--- a/klagomål/A 4226-2026 FSC-klagomål.docx
+++ b/klagomål/A 4226-2026 FSC-klagomål.docx
@@ -901,7 +901,7 @@
     <w:r>
       <w:tab/>
       <w:tab/>
-      <w:t>2026-10-29</w:t>
+      <w:t>2026-10-31</w:t>
       <w:br/>
       <w:br/>
     </w:r>
